--- a/Workspaces/Work/Projects/PPL CMDB-CSDM/Config-Mgmt-Plan/Configuration-Management-Plan-Stage1.docx
+++ b/Workspaces/Work/Projects/PPL CMDB-CSDM/Config-Mgmt-Plan/Configuration-Management-Plan-Stage1.docx
@@ -3502,7 +3502,7 @@
                 <w:b w:val="0"/>
                 <w:sz w:val="18"/>
               </w:rPr>
-              <w:t>Manage Technical Services</w:t>
+              <w:t>Service Delivery</w:t>
             </w:r>
           </w:p>
         </w:tc>
@@ -5121,7 +5121,7 @@
                 <w:b w:val="0"/>
                 <w:sz w:val="18"/>
               </w:rPr>
-              <w:t>Manage Technical Services</w:t>
+              <w:t>Service Delivery</w:t>
             </w:r>
           </w:p>
         </w:tc>
@@ -7175,7 +7175,7 @@
                 <w:b w:val="0"/>
                 <w:sz w:val="18"/>
               </w:rPr>
-              <w:t>Manage Technical Services (inherited from Server)</w:t>
+              <w:t>Service Delivery (inherited from Server)</w:t>
             </w:r>
           </w:p>
         </w:tc>
@@ -8837,7 +8837,7 @@
                 <w:b w:val="0"/>
                 <w:sz w:val="18"/>
               </w:rPr>
-              <w:t>Manage Technical Services (inherited from Server)</w:t>
+              <w:t>Service Delivery (inherited from Server)</w:t>
             </w:r>
           </w:p>
         </w:tc>
@@ -10291,7 +10291,7 @@
                 <w:b w:val="0"/>
                 <w:sz w:val="18"/>
               </w:rPr>
-              <w:t>Manage Technical Services</w:t>
+              <w:t>Service Delivery</w:t>
             </w:r>
           </w:p>
         </w:tc>
@@ -11745,7 +11745,7 @@
                 <w:b w:val="0"/>
                 <w:sz w:val="18"/>
               </w:rPr>
-              <w:t>Manage Technical Services (inherited from Database)</w:t>
+              <w:t>Service Delivery (inherited from Database)</w:t>
             </w:r>
           </w:p>
         </w:tc>
@@ -13207,7 +13207,7 @@
                 <w:b w:val="0"/>
                 <w:sz w:val="18"/>
               </w:rPr>
-              <w:t>Manage Technical Services (inherited from Database)</w:t>
+              <w:t>Service Delivery (inherited from Database)</w:t>
             </w:r>
           </w:p>
         </w:tc>
